--- a/ci-benchmark/matched-release/Rust-Optimization-Combined-Report-30Oct2026.docx
+++ b/ci-benchmark/matched-release/Rust-Optimization-Combined-Report-30Oct2026.docx
@@ -14,7 +14,7 @@
     </w:p>
     <w:p>
       <w:r>
-        <w:t>Updated 30 October 2026. Two distinct endpoints: building IronRDP with an already-built compiler, and producing Rust compiler distributions. This report incorporates the profile-only studies, D: NVMe releases, upstream artifact replay and cache diagnosis. The new x64 scaling study is running; no new timings are claimed.</w:t>
+        <w:t>Updated 30 October 2026. Distinct endpoints: building IronRDP with an already-built compiler, and producing Rust distributions. Includes profile-only studies, D: NVMe releases, upstream artifact/cache diagnosis and the completed x64 Rust-only ThinLTO pilot. The fresh 16-LP NVMe release passed; the 8/4-LP comparison remains pending.</w:t>
       </w:r>
     </w:p>
     <w:p>
@@ -260,13 +260,7 @@
             <w:tcW w:type="dxa" w:w="2664"/>
           </w:tcPr>
           <w:p>
-            <w:pPr>
-              <w:spacing w:after="60"/>
-            </w:pPr>
-            <w:r>
-              <w:rPr>
-                <w:sz w:val="18"/>
-              </w:rPr>
+            <w:r>
               <w:t>Add Rust ThinLTO</w:t>
             </w:r>
           </w:p>
@@ -276,13 +270,17 @@
             <w:tcW w:type="dxa" w:w="2448"/>
           </w:tcPr>
           <w:p>
-            <w:pPr>
-              <w:spacing w:after="60"/>
-            </w:pPr>
-            <w:r>
-              <w:rPr>
-                <w:sz w:val="18"/>
-              </w:rPr>
+            <w:r>
+              <w:t>0.05% slower wall</w:t>
+            </w:r>
+          </w:p>
+        </w:tc>
+        <w:tc>
+          <w:tcPr>
+            <w:tcW w:type="dxa" w:w="2448"/>
+          </w:tcPr>
+          <w:p>
+            <w:r>
               <w:t>Not measured</w:t>
             </w:r>
           </w:p>
@@ -292,30 +290,8 @@
             <w:tcW w:type="dxa" w:w="2448"/>
           </w:tcPr>
           <w:p>
-            <w:pPr>
-              <w:spacing w:after="60"/>
-            </w:pPr>
-            <w:r>
-              <w:rPr>
-                <w:sz w:val="18"/>
-              </w:rPr>
-              <w:t>Not measured</w:t>
-            </w:r>
-          </w:p>
-        </w:tc>
-        <w:tc>
-          <w:tcPr>
-            <w:tcW w:type="dxa" w:w="2448"/>
-          </w:tcPr>
-          <w:p>
-            <w:pPr>
-              <w:spacing w:after="60"/>
-            </w:pPr>
-            <w:r>
-              <w:rPr>
-                <w:sz w:val="18"/>
-              </w:rPr>
-              <w:t>Full releases qualified; no incremental replay</w:t>
+            <w:r>
+              <w:t>x64 compiler-only pilot; CPU 0.36% lower</w:t>
             </w:r>
           </w:p>
         </w:tc>
@@ -323,7 +299,7 @@
     </w:tbl>
     <w:p>
       <w:r>
-        <w:t>PGO is not LTO. Earlier same-tools fresh-PGO pilots saved 24.62% x64 / 24.44% ordinary Arm64 against no-PGO controls. No incremental IronRDP benefit from Rust-only ThinLTO has been measured with Microsoft tools retained on either architecture.</w:t>
+        <w:t>PGO is not LTO. Earlier same-tools fresh-PGO pilots saved 24.62% x64 / 24.44% ordinary Arm64 against no-PGO controls. The new isolated x64 Rust-only ThinLTO pilot found no meaningful wall gain: 812.586 -&gt; 812.961s (0.05% slower), CPU 0.36% lower. Arm64 remains unmeasured; the x64 pilot is not full-release qualification.</w:t>
       </w:r>
     </w:p>
     <w:p>
@@ -353,7 +329,7 @@
     </w:p>
     <w:p>
       <w:r>
-        <w:t>Priority. Fix profile-aware native cache keys, demonstrate downstream recovery within the hosted budget, then measure incremental same-tools Rust ThinLTO. Open PRs: Rust #164707, Rust #165138 and sccache #2962.</w:t>
+        <w:t>Priority. Fix profile-aware native cache keys and demonstrate downstream recovery within the hosted budget. Reassess Rust-only ThinLTO after the null x64 pilot rather than assume a gain. Open PRs: Rust #164707, Rust #165138 and sccache #2962.</w:t>
       </w:r>
     </w:p>
     <w:p>
@@ -5842,15 +5818,8 @@
             <w:tcW w:type="dxa" w:w="3888"/>
           </w:tcPr>
           <w:p>
-            <w:pPr>
-              <w:spacing w:after="60"/>
-            </w:pPr>
-            <w:r>
-              <w:rPr>
-                <w:b w:val="0"/>
-                <w:sz w:val="18"/>
-              </w:rPr>
-              <w:t>Run started; readiness passed</w:t>
+            <w:r>
+              <w:t>Qualified; whole job 3h02m41s</w:t>
             </w:r>
           </w:p>
         </w:tc>
@@ -5898,15 +5867,8 @@
             <w:tcW w:type="dxa" w:w="3888"/>
           </w:tcPr>
           <w:p>
-            <w:pPr>
-              <w:spacing w:after="60"/>
-            </w:pPr>
-            <w:r>
-              <w:rPr>
-                <w:b w:val="0"/>
-                <w:sz w:val="18"/>
-              </w:rPr>
-              <w:t>Pending qualified 16-LP reference</w:t>
+            <w:r>
+              <w:t>Build/qualification running</w:t>
             </w:r>
           </w:p>
         </w:tc>
@@ -6372,7 +6334,240 @@
         <w:pStyle w:val="Heading1"/>
       </w:pPr>
       <w:r>
-        <w:t>8. Conclusions, limits and evidence</w:t>
+        <w:t>8. Incremental x64 Rust-only ThinLTO: no wall gain</w:t>
+      </w:r>
+    </w:p>
+    <w:p>
+      <w:r>
+        <w:t>Completed 30 October, 17:17 UTC. Measured endpoint: the five-command offline IronRDP compilation workload, using an already-built compiler. This is not Rust production time or application runtime.</w:t>
+      </w:r>
+    </w:p>
+    <w:tbl>
+      <w:tblPr>
+        <w:tblStyle w:val="LightShading-Accent1"/>
+        <w:tblW w:type="auto" w:w="0"/>
+        <w:tblLayout w:type="fixed"/>
+        <w:tblLook w:firstColumn="1" w:firstRow="1" w:lastColumn="0" w:lastRow="0" w:noHBand="0" w:noVBand="1" w:val="04A0"/>
+      </w:tblPr>
+      <w:tblGrid>
+        <w:gridCol w:w="3346"/>
+        <w:gridCol w:w="3346"/>
+        <w:gridCol w:w="3346"/>
+      </w:tblGrid>
+      <w:tr>
+        <w:trPr>
+          <w:cantSplit/>
+          <w:tblHeader/>
+        </w:trPr>
+        <w:tc>
+          <w:tcPr>
+            <w:tcW w:type="dxa" w:w="4608"/>
+          </w:tcPr>
+          <w:p>
+            <w:r>
+              <w:t>Three rounds, mean per block</w:t>
+            </w:r>
+          </w:p>
+        </w:tc>
+        <w:tc>
+          <w:tcPr>
+            <w:tcW w:type="dxa" w:w="2592"/>
+          </w:tcPr>
+          <w:p>
+            <w:r>
+              <w:t>Repaired PGO</w:t>
+            </w:r>
+          </w:p>
+        </w:tc>
+        <w:tc>
+          <w:tcPr>
+            <w:tcW w:type="dxa" w:w="2592"/>
+          </w:tcPr>
+          <w:p>
+            <w:r>
+              <w:t>+ Rust-only ThinLTO</w:t>
+            </w:r>
+          </w:p>
+        </w:tc>
+      </w:tr>
+      <w:tr>
+        <w:trPr>
+          <w:cantSplit/>
+        </w:trPr>
+        <w:tc>
+          <w:tcPr>
+            <w:tcW w:type="dxa" w:w="4608"/>
+          </w:tcPr>
+          <w:p>
+            <w:r>
+              <w:t>IronRDP wall seconds</w:t>
+            </w:r>
+          </w:p>
+        </w:tc>
+        <w:tc>
+          <w:tcPr>
+            <w:tcW w:type="dxa" w:w="2592"/>
+          </w:tcPr>
+          <w:p>
+            <w:r>
+              <w:t>812.586</w:t>
+            </w:r>
+          </w:p>
+        </w:tc>
+        <w:tc>
+          <w:tcPr>
+            <w:tcW w:type="dxa" w:w="2592"/>
+          </w:tcPr>
+          <w:p>
+            <w:r>
+              <w:t>812.961 (0.05% slower)</w:t>
+            </w:r>
+          </w:p>
+        </w:tc>
+      </w:tr>
+      <w:tr>
+        <w:trPr>
+          <w:cantSplit/>
+        </w:trPr>
+        <w:tc>
+          <w:tcPr>
+            <w:tcW w:type="dxa" w:w="4608"/>
+          </w:tcPr>
+          <w:p>
+            <w:r>
+              <w:t>Descendant CPU seconds</w:t>
+            </w:r>
+          </w:p>
+        </w:tc>
+        <w:tc>
+          <w:tcPr>
+            <w:tcW w:type="dxa" w:w="2592"/>
+          </w:tcPr>
+          <w:p>
+            <w:r>
+              <w:t>3141.375</w:t>
+            </w:r>
+          </w:p>
+        </w:tc>
+        <w:tc>
+          <w:tcPr>
+            <w:tcW w:type="dxa" w:w="2592"/>
+          </w:tcPr>
+          <w:p>
+            <w:r>
+              <w:t>3130.063 (0.36% less)</w:t>
+            </w:r>
+          </w:p>
+        </w:tc>
+      </w:tr>
+      <w:tr>
+        <w:trPr>
+          <w:cantSplit/>
+        </w:trPr>
+        <w:tc>
+          <w:tcPr>
+            <w:tcW w:type="dxa" w:w="4608"/>
+          </w:tcPr>
+          <w:p>
+            <w:r>
+              <w:t>Paired wall reductions</w:t>
+            </w:r>
+          </w:p>
+        </w:tc>
+        <w:tc>
+          <w:tcPr>
+            <w:tcW w:type="dxa" w:w="2592"/>
+          </w:tcPr>
+          <w:p>
+            <w:r>
+              <w:t>0.69%, 0.05%, -0.88%</w:t>
+            </w:r>
+          </w:p>
+        </w:tc>
+        <w:tc>
+          <w:tcPr>
+            <w:tcW w:type="dxa" w:w="2592"/>
+          </w:tcPr>
+          <w:p>
+            <w:r>
+              <w:t>No meaningful wall gain</w:t>
+            </w:r>
+          </w:p>
+        </w:tc>
+      </w:tr>
+    </w:tbl>
+    <w:p>
+      <w:r>
+        <w:t>Reduction uses 100 * (1 - sum(treatment) / sum(baseline)); negative means slower. The mixed sub-percent wall results establish neither a useful improvement nor a statistically demonstrated regression. One build pair, one hosted consumer VM and three measured rounds: no population confidence interval.</w:t>
+      </w:r>
+    </w:p>
+    <w:p>
+      <w:pPr>
+        <w:pStyle w:val="Heading2"/>
+      </w:pPr>
+      <w:r>
+        <w:t>Matched intervention</w:t>
+      </w:r>
+    </w:p>
+    <w:p>
+      <w:r>
+        <w:t>Same Rust 4da678aa plus the exact common dry-run prerequisite, frozen repaired rustc/LLVM profiles from qualified run 40170434889, Clang 20.1.3 and matching Microsoft link.exe/lib.exe and SDK/native inputs. Only rust.lto changes from thin-local to thin. LLVM native ThinLTO stays off; Rust codegen units stay at one. No compiler-cache service (hit rate N/A), no new runtime/stack/DLL/MIR patch.</w:t>
+      </w:r>
+    </w:p>
+    <w:p>
+      <w:r>
+        <w:t>Each compiler keeps its own standard library and shares identical stage0 Cargo. All 43 rlib/import-library files match; the std DLL differs only in 24 bytes of linker timestamps/debug identifiers, with identical remaining runtime bytes. Each original PDB binds to its own DLL. No transplantation or binary modification.</w:t>
+      </w:r>
+    </w:p>
+    <w:p>
+      <w:pPr>
+        <w:pStyle w:val="Heading2"/>
+      </w:pPr>
+      <w:r>
+        <w:t>Measurement and qualification</w:t>
+      </w:r>
+    </w:p>
+    <w:p>
+      <w:r>
+        <w:t>Four-LP affinity; fresh targets per block; one warmup per arm then three measured rounds in alternating order. Setup, downloads, uploads and correctness are excluded. Both arms passed 3,604 workspace tests plus 1 TLS, 10 gateway and 13 smartcard tests; zero failed and six workspace tests ignored. Thirty successful measured commands remain after excluding warmups.</w:t>
+      </w:r>
+    </w:p>
+    <w:p>
+      <w:r>
+        <w:t>These are compiler/sysroot packages, not complete Rust distributions. No rustdoc/doctests or full upstream extracted-distribution suite was qualified. Native correctness uses --tests to honor pinned manifest test flags. The older 7.6% result added both ThinLTO modes and LLVM linking, so it is a different intervention.</w:t>
+      </w:r>
+    </w:p>
+    <w:p>
+      <w:pPr>
+        <w:pStyle w:val="Heading2"/>
+      </w:pPr>
+      <w:r>
+        <w:t>Recovery and evidence</w:t>
+      </w:r>
+    </w:p>
+    <w:p>
+      <w:r>
+        <w:t>Producer 41058649059 built both compilers. Consumer-only retries corrected an overly strict debug-metadata identity check, a missing correctness-only PUBLIC variable and forced manifest-disabled browser tests. Frozen packages, profiles, source and timed commands were unchanged; failures remain preserved. Successful consumer: 41076640207, harness be5fa875. Independent verification rehashed packages, checked identities/correctness and recomputed raw wall/CPU receipts.</w:t>
+      </w:r>
+    </w:p>
+    <w:p>
+      <w:hyperlink r:id="rId35">
+        <w:r>
+          <w:t>Full incremental ThinLTO report, limitations and persistent raw evidence</w:t>
+        </w:r>
+      </w:hyperlink>
+    </w:p>
+    <w:p>
+      <w:r>
+        <w:br w:type="page"/>
+      </w:r>
+    </w:p>
+    <w:p>
+      <w:pPr>
+        <w:pStyle w:val="Heading1"/>
+      </w:pPr>
+      <w:r>
+        <w:t>9. Conclusions, limits and evidence</w:t>
       </w:r>
     </w:p>
     <w:p>
@@ -6633,14 +6828,8 @@
             <w:tcW w:type="dxa" w:w="3240"/>
           </w:tcPr>
           <w:p>
-            <w:pPr>
-              <w:spacing w:after="60"/>
-            </w:pPr>
-            <w:r>
-              <w:rPr>
-                <w:sz w:val="18"/>
-              </w:rPr>
-              <w:t>Measure incremental Rust-only ThinLTO</w:t>
+            <w:r>
+              <w:t>Reassess Rust-only ThinLTO</w:t>
             </w:r>
           </w:p>
         </w:tc>
@@ -6649,14 +6838,8 @@
             <w:tcW w:type="dxa" w:w="5976"/>
           </w:tcPr>
           <w:p>
-            <w:pPr>
-              <w:spacing w:after="60"/>
-            </w:pPr>
-            <w:r>
-              <w:rPr>
-                <w:sz w:val="18"/>
-              </w:rPr>
-              <w:t>Freeze profiles/source/tools and replay IronRDP on both architectures</w:t>
+            <w:r>
+              <w:t>Null x64 pilot; require repeatable benefit and full release qualification. Arm64 effect unmeasured.</w:t>
             </w:r>
           </w:p>
         </w:tc>
@@ -6717,7 +6900,7 @@
     </w:tbl>
     <w:p>
       <w:r>
-        <w:t>Not established: universal OS/architecture or application-runtime gains; isolated same-tools Rust-ThinLTO benefit; stable x64 scaling; a completed cold, cache-corrected hosted release; or restored performance in the official upstream artifact. The new NVMe matrix is running, not finished.</w:t>
+        <w:t>Not established: universal OS/architecture or application-runtime gains; a useful incremental same-tools Rust-ThinLTO gain; stable x64 scaling; a completed cold, cache-corrected hosted release; or recovered official performance. The new NVMe matrix remains incomplete.</w:t>
       </w:r>
     </w:p>
     <w:p>

--- a/ci-benchmark/matched-release/Rust-Optimization-Combined-Report-30Oct2026.docx
+++ b/ci-benchmark/matched-release/Rust-Optimization-Combined-Report-30Oct2026.docx
@@ -6534,7 +6534,7 @@
     </w:p>
     <w:p>
       <w:r>
-        <w:t>These are compiler/sysroot packages, not complete Rust distributions. No rustdoc/doctests or full upstream extracted-distribution suite was qualified. Native correctness uses --tests to honor pinned manifest test flags. The older 7.6% result added both ThinLTO modes and LLVM linking, so it is a different intervention.</w:t>
+        <w:t>These are compiler/sysroot packages, not complete Rust distributions. No rustdoc/doctests or full upstream extracted-distribution suite was qualified. Native correctness uses --tests to honor pinned manifest test flags. The older 7.6% result added both ThinLTO modes; both arms already used LLD. It did not isolate Rust-only ThinLTO.</w:t>
       </w:r>
     </w:p>
     <w:p>
